--- a/Reportes/FormatoEndososSinCobertura.docx
+++ b/Reportes/FormatoEndososSinCobertura.docx
@@ -1460,7 +1460,7 @@
             <w:tcBorders>
               <w:top w:val="nil"/>
               <w:left w:val="single" w:sz="8" w:space="0" w:color="auto"/>
-              <w:bottom w:val="nil"/>
+              <w:bottom w:val="single" w:sz="8" w:space="0" w:color="auto"/>
             </w:tcBorders>
             <w:vAlign w:val="center"/>
           </w:tcPr>
@@ -1484,6 +1484,9 @@
         <w:tc>
           <w:tcPr>
             <w:tcW w:w="2485" w:type="dxa"/>
+            <w:tcBorders>
+              <w:bottom w:val="single" w:sz="8" w:space="0" w:color="auto"/>
+            </w:tcBorders>
             <w:vAlign w:val="center"/>
           </w:tcPr>
           <w:p>
@@ -1690,9 +1693,9 @@
             <w:tcW w:w="3257" w:type="dxa"/>
             <w:gridSpan w:val="2"/>
             <w:tcBorders>
-              <w:top w:val="nil"/>
+              <w:top w:val="single" w:sz="8" w:space="0" w:color="auto"/>
               <w:left w:val="single" w:sz="8" w:space="0" w:color="auto"/>
-              <w:bottom w:val="nil"/>
+              <w:bottom w:val="single" w:sz="8" w:space="0" w:color="auto"/>
             </w:tcBorders>
           </w:tcPr>
           <w:p>
@@ -1706,32 +1709,10 @@
             </w:pPr>
             <w:r>
               <w:rPr>
-                <w:b/>
-                <w:bCs/>
-                <w:sz w:val="16"/>
-                <w:szCs w:val="16"/>
-              </w:rPr>
-              <w:t>{</w:t>
-            </w:r>
-            <w:proofErr w:type="spellStart"/>
-            <w:r>
-              <w:rPr>
-                <w:b/>
-                <w:bCs/>
-                <w:sz w:val="16"/>
-                <w:szCs w:val="16"/>
-              </w:rPr>
-              <w:t>TituloEndosoCanEfectiva</w:t>
-            </w:r>
-            <w:proofErr w:type="spellEnd"/>
-            <w:r>
-              <w:rPr>
-                <w:b/>
-                <w:bCs/>
-                <w:sz w:val="16"/>
-                <w:szCs w:val="16"/>
-              </w:rPr>
-              <w:t>}</w:t>
+                <w:sz w:val="16"/>
+                <w:szCs w:val="16"/>
+              </w:rPr>
+              <w:t>Fecha Efectiva del Endoso</w:t>
             </w:r>
           </w:p>
         </w:tc>
@@ -1757,15 +1738,7 @@
                 <w:sz w:val="16"/>
                 <w:szCs w:val="16"/>
               </w:rPr>
-              <w:t>Ciudad</w:t>
-            </w:r>
-            <w:r>
-              <w:rPr>
-                <w:b/>
-                <w:sz w:val="16"/>
-                <w:szCs w:val="16"/>
-              </w:rPr>
-              <w:t>:</w:t>
+              <w:t>Ciudad:</w:t>
             </w:r>
           </w:p>
         </w:tc>
@@ -1852,10 +1825,9 @@
         </w:tc>
         <w:tc>
           <w:tcPr>
-            <w:tcW w:w="3257" w:type="dxa"/>
-            <w:gridSpan w:val="2"/>
+            <w:tcW w:w="772" w:type="dxa"/>
             <w:tcBorders>
-              <w:top w:val="nil"/>
+              <w:top w:val="single" w:sz="8" w:space="0" w:color="auto"/>
               <w:left w:val="single" w:sz="8" w:space="0" w:color="auto"/>
               <w:bottom w:val="single" w:sz="8" w:space="0" w:color="auto"/>
             </w:tcBorders>
@@ -1863,7 +1835,41 @@
           <w:p>
             <w:pPr>
               <w:pStyle w:val="Textoindependiente"/>
-              <w:jc w:val="center"/>
+              <w:rPr>
+                <w:sz w:val="16"/>
+                <w:szCs w:val="16"/>
+              </w:rPr>
+            </w:pPr>
+            <w:r>
+              <w:rPr>
+                <w:b/>
+                <w:bCs/>
+                <w:sz w:val="16"/>
+                <w:szCs w:val="16"/>
+              </w:rPr>
+              <w:t>Desde</w:t>
+            </w:r>
+            <w:r>
+              <w:rPr>
+                <w:sz w:val="16"/>
+                <w:szCs w:val="16"/>
+              </w:rPr>
+              <w:t>:</w:t>
+            </w:r>
+          </w:p>
+        </w:tc>
+        <w:tc>
+          <w:tcPr>
+            <w:tcW w:w="2485" w:type="dxa"/>
+            <w:tcBorders>
+              <w:top w:val="single" w:sz="8" w:space="0" w:color="auto"/>
+              <w:left w:val="single" w:sz="8" w:space="0" w:color="auto"/>
+              <w:bottom w:val="single" w:sz="8" w:space="0" w:color="auto"/>
+            </w:tcBorders>
+          </w:tcPr>
+          <w:p>
+            <w:pPr>
+              <w:pStyle w:val="Textoindependiente"/>
               <w:rPr>
                 <w:sz w:val="16"/>
                 <w:szCs w:val="16"/>
@@ -1879,11 +1885,10 @@
             <w:proofErr w:type="spellStart"/>
             <w:r>
               <w:rPr>
-                <w:b/>
-                <w:sz w:val="16"/>
-                <w:szCs w:val="16"/>
-              </w:rPr>
-              <w:t>TituloCanceFecha</w:t>
+                <w:sz w:val="16"/>
+                <w:szCs w:val="16"/>
+              </w:rPr>
+              <w:t>FechaEfectiva</w:t>
             </w:r>
             <w:proofErr w:type="spellEnd"/>
             <w:r>
